--- a/Output/appellate_argument_v54.1_Summary.docx
+++ b/Output/appellate_argument_v54.1_Summary.docx
@@ -13,7 +13,7 @@
           <w:sz w:val="20"/>
           <w:szCs w:val="20"/>
         </w:rPr>
-        <w:t xml:space="preserve">জেলা জজ আদালত, টাঙ্গাইল</w:t>
+        <w:t xml:space="preserve">जिला জজ আদালত, টাঙ্গাইল</w:t>
       </w:r>
     </w:p>
     <w:p>
@@ -38,7 +38,7 @@
           <w:sz w:val="20"/>
           <w:szCs w:val="20"/>
         </w:rPr>
-        <w:t xml:space="preserve">আপীল্যান্টপক্ষের শুনানির সারসংক্ষেপ (Version 54 — Final Master Summary)</w:t>
+        <w:t xml:space="preserve">আপীল্যান্টপক্ষের শুনানির সারসংক্ষেপ (Version 54.1 — Final Master Summary)</w:t>
       </w:r>
     </w:p>
     <w:p>
@@ -85,25 +85,7 @@
           <w:sz w:val="20"/>
           <w:szCs w:val="20"/>
         </w:rPr>
-        <w:t xml:space="preserve">সিএস খতিয়ান প্রমাণ করে যে এই জমি মূলত প্রজা বা রায়তি সম্পত্তি ছিল না। </w:t>
-      </w:r>
-      <w:r>
-        <w:rPr>
-          <w:rFonts w:ascii="Kalpurush" w:cs="Kalpurush" w:eastAsia="Kalpurush" w:hAnsi="Kalpurush"/>
-          <w:b/>
-          <w:bCs/>
-          <w:sz w:val="20"/>
-          <w:szCs w:val="20"/>
-        </w:rPr>
-        <w:t xml:space="preserve">অতএব, বিবাদীরা যদি মালিকানা হস্তান্তরের দাবি করেন, তাহলে আব্দুল করিমের স্বত্ব প্রথমে প্রমাণ করিবেন – যা তাঁরা করেননি।</w:t>
-      </w:r>
-      <w:r>
-        <w:rPr>
-          <w:rFonts w:ascii="Kalpurush" w:cs="Kalpurush" w:eastAsia="Kalpurush" w:hAnsi="Kalpurush"/>
-          <w:sz w:val="20"/>
-          <w:szCs w:val="20"/>
-        </w:rPr>
-        <w:t xml:space="preserve"> অপরদিকে, এসএ খতিয়ান প্রমাণ করে যে রাষ্ট্র সরাসরি আব্দুল আলীকে ১৬ আনা হিস্যায় রায়ত হিসেবে স্বীকৃতি দিয়াছে।</w:t>
+        <w:t xml:space="preserve">চূড়ান্তভাবে প্রকাশিত SA ২৩৮ নং খতিয়ান দ্বারা রাষ্ট্র আব্দুল আলীকে একক রায়ত হিসেবে স্বীকৃতি দিয়াছে। যে পক্ষ এই State Recognition অস্বীকার করে, সেই পক্ষকেই উহা ভাঙিবার জন্য নির্ভরযোগ্য প্রমাণ উপস্থাপন করিতে হইবে। বিবাদীদের দাবি করা ১৯৩৪ সালের কথিত অনিবন্ধিত পত্তন বা আব্দুল করিমের কথিত স্বত্ব কখনোই প্রমাণিত হয় নাই।</w:t>
       </w:r>
     </w:p>
     <w:p>
@@ -222,7 +204,7 @@
           <w:sz w:val="20"/>
           <w:szCs w:val="20"/>
         </w:rPr>
-        <w:t xml:space="preserve"> ২৩৯৮ নং রেজিস্ট্রিকৃত দলিল (১৯৫৭) এবং ১৩৫৭ সালের খাজনা রসিদ এই State Record-এর সহায়ক প্রমাণ। দলিলে বর্ণিত জমি SA ২৩৮ খতিয়ানের তফসিলভুক্ত হওয়ায় প্রতীয়মান হয় যে, SA জরিপকালে আব্দুল আলী স্বীকৃত স্বত্বের অধিকারী ছিলেন।</w:t>
+        <w:t xml:space="preserve"> ২৩৯৮ নং রেজিস্ট্রিকৃত দলিল (১৯৫৭) এবং ১৩৫৭ সালের খাজনা রসিদ এই State Record-এর সহায়ক প্রমাণ। উক্ত দলিলভুক্ত জমিও পরবর্তীতে SA ২৩৮ নং খতিয়ানের অন্তর্ভুক্ত হইয়াছে। ফলে দলিলটি দেখায় যে SA অপারেশন চলাকালীন সময়ে আব্দুল আলী সংশ্লিষ্ট মৌজায় প্রকাশ্য ও স্বীকৃত ভূমি-অধিকারী ব্যক্তি হিসেবে পরিচিত ছিলেন।</w:t>
       </w:r>
     </w:p>
     <w:p>
@@ -324,7 +306,7 @@
           <w:sz w:val="20"/>
           <w:szCs w:val="20"/>
         </w:rPr>
-        <w:t xml:space="preserve"> যিনি দাবি করেন যে এই খতিয়ান সংশোধিত হইয়াছে, সেই সংশোধনের প্রমাণ দেওয়ার সম্পূর্ণ দায়িত্ব (Burden of Proof) তাহার। </w:t>
+        <w:t xml:space="preserve"> যিনি দাবি করেন যে এই খতিয়ান সংশোধিত হইয়াছে, সেই সংশোধনের প্রমাণ দেওয়ার সম্পূর্ণ দায়িত্ব (Burden of Proof) তাহার।</w:t>
       </w:r>
     </w:p>
     <w:p>
@@ -399,7 +381,7 @@
           <w:sz w:val="20"/>
           <w:szCs w:val="20"/>
         </w:rPr>
-        <w:t xml:space="preserve"> ১৯৬৯ সালের কথিত Misc Case-এর কোনো আদেশ, রায় বা প্রত্যয়িত কপি আদালতে নাই। </w:t>
+        <w:t xml:space="preserve"> ১৯৬৯ সালের কথিত Misc Case-এর কোনো আদেশ, রায় বা প্রত্যয়িত কপি আদালতে নাই।</w:t>
       </w:r>
     </w:p>
     <w:p>
@@ -526,6 +508,34 @@
       <w:r>
         <w:rPr>
           <w:rFonts w:ascii="Kalpurush" w:cs="Kalpurush" w:eastAsia="Kalpurush" w:hAnsi="Kalpurush"/>
+          <w:sz w:val="20"/>
+          <w:szCs w:val="20"/>
+        </w:rPr>
+        <w:t xml:space="preserve">  * </w:t>
+      </w:r>
+      <w:r>
+        <w:rPr>
+          <w:rFonts w:ascii="Kalpurush" w:cs="Kalpurush" w:eastAsia="Kalpurush" w:hAnsi="Kalpurush"/>
+          <w:b/>
+          <w:bCs/>
+          <w:sz w:val="20"/>
+          <w:szCs w:val="20"/>
+        </w:rPr>
+        <w:t xml:space="preserve">দেওয়ানি আদালতের এখতিয়ার বহির্ভূত:</w:t>
+      </w:r>
+      <w:r>
+        <w:rPr>
+          <w:rFonts w:ascii="Kalpurush" w:cs="Kalpurush" w:eastAsia="Kalpurush" w:hAnsi="Kalpurush"/>
+          <w:sz w:val="20"/>
+          <w:szCs w:val="20"/>
+        </w:rPr>
+        <w:t xml:space="preserve"> Misc Case-এর মাধ্যমে State Record সংশোধন বা Title adjudicate করা যায় না (27 BLD (HD) 544).</w:t>
+      </w:r>
+    </w:p>
+    <w:p>
+      <w:r>
+        <w:rPr>
+          <w:rFonts w:ascii="Kalpurush" w:cs="Kalpurush" w:eastAsia="Kalpurush" w:hAnsi="Kalpurush"/>
         </w:rPr>
         <w:t xml:space="preserve"/>
       </w:r>
@@ -669,7 +679,7 @@
           <w:sz w:val="20"/>
           <w:szCs w:val="20"/>
         </w:rPr>
-        <w:t xml:space="preserve"> বিবাদীদের দাবিটি কোনো 'করণিক ভুল' (Clerical mistake) নহে। খতিয়ানে নতুন অংশীদার (co-sharer) যুক্ত করার এখতিয়ার AC Land-এর নাই। </w:t>
+        <w:t xml:space="preserve"> AC Land বা রাজস্ব কর্মকর্তার mutation jurisdiction স্বত্ব নির্ধারণের (adjudication of title) jurisdiction নহে। নতুন অংশীদার সংযোজন বা বিদ্যমান রায়তের স্বত্ব কর্তন করিয়া প্রতিদ্বন্দ্বী স্বত্ব সৃষ্টি করা তাহার এখতিয়ারভুক্ত নহে।</w:t>
       </w:r>
     </w:p>
     <w:p>
@@ -819,7 +829,7 @@
           <w:sz w:val="20"/>
           <w:szCs w:val="20"/>
         </w:rPr>
-        <w:t xml:space="preserve">রাষ্ট্রীয় রেকর্ড (SA ২৩৮) বনাম অপ্রমাণিত কাহিনী ও মার্জিন নোট। আইন সর্বদা প্রমাণিত রেকর্ডের পক্ষে দাঁড়ায়। </w:t>
+        <w:t xml:space="preserve">রাষ্ট্রীয় রেকর্ড (SA ২৩৮) বনাম অপ্রমাণিত কাহিনী ও মার্জিন নোট। আইন সর্বদা প্রমাণিত রেকর্ডের পক্ষে দাঁড়ায়।</w:t>
       </w:r>
     </w:p>
     <w:p>
@@ -859,17 +869,17 @@
           <w:sz w:val="20"/>
           <w:szCs w:val="20"/>
         </w:rPr>
-        <w:t xml:space="preserve">২. আপীল মঞ্জুর করা হোক।</w:t>
-      </w:r>
-    </w:p>
-    <w:p>
-      <w:r>
-        <w:rPr>
-          <w:rFonts w:ascii="Kalpurush" w:cs="Kalpurush" w:eastAsia="Kalpurush" w:hAnsi="Kalpurush"/>
-          <w:sz w:val="20"/>
-          <w:szCs w:val="20"/>
-        </w:rPr>
-        <w:t xml:space="preserve">৩. বাটোয়ারার প্রাথমিক ডিক্রি (Preliminary Decree) প্রদান করা হোক।</w:t>
+        <w:t xml:space="preserve">২. আপীলটি মঞ্জুর করা হোক।</w:t>
+      </w:r>
+    </w:p>
+    <w:p>
+      <w:r>
+        <w:rPr>
+          <w:rFonts w:ascii="Kalpurush" w:cs="Kalpurush" w:eastAsia="Kalpurush" w:hAnsi="Kalpurush"/>
+          <w:sz w:val="20"/>
+          <w:szCs w:val="20"/>
+        </w:rPr>
+        <w:t xml:space="preserve">৩. আপীল্যান্ট ও ১নং রেসপন্ডেন্টের অনুকূলে বাটোয়ারার প্রাথমিক ডিক্রি (Preliminary Decree) প্রদান করা হোক।</w:t>
       </w:r>
     </w:p>
     <w:p>
@@ -900,14 +910,6 @@
           <w:szCs w:val="20"/>
         </w:rPr>
         <w:t xml:space="preserve">Top Authorities:</w:t>
-      </w:r>
-      <w:r>
-        <w:rPr>
-          <w:rFonts w:ascii="Kalpurush" w:cs="Kalpurush" w:eastAsia="Kalpurush" w:hAnsi="Kalpurush"/>
-          <w:sz w:val="20"/>
-          <w:szCs w:val="20"/>
-        </w:rPr>
-        <w:t xml:space="preserve"> </w:t>
       </w:r>
     </w:p>
     <w:p>
